--- a/разработка тд лаб 1.docx
+++ b/разработка тд лаб 1.docx
@@ -15607,7 +15607,6 @@
     <w:p>
       <w:pPr>
         <w:ind w:firstLine="709"/>
-        <w:jc w:val="center"/>
         <w:rPr>
           <w:b/>
           <w:bCs/>
@@ -15701,7 +15700,6 @@
           <w:bCs/>
           <w:sz w:val="28"/>
           <w:szCs w:val="28"/>
-          <w:lang w:val="ru-RU"/>
         </w:rPr>
       </w:pPr>
     </w:p>
@@ -15730,7 +15728,6 @@
           <w:bCs/>
           <w:sz w:val="28"/>
           <w:szCs w:val="28"/>
-          <w:lang w:val="ru-RU"/>
         </w:rPr>
         <w:t>1.2</w:t>
       </w:r>
@@ -15833,7 +15830,6 @@
     <w:p>
       <w:pPr>
         <w:ind w:firstLine="709"/>
-        <w:jc w:val="center"/>
         <w:rPr>
           <w:b/>
           <w:bCs/>
@@ -15856,7 +15852,6 @@
           <w:bCs/>
           <w:sz w:val="28"/>
           <w:szCs w:val="28"/>
-          <w:lang w:val="ru-RU"/>
         </w:rPr>
         <w:t>1.</w:t>
       </w:r>
@@ -15946,7 +15941,6 @@
           <w:bCs/>
           <w:sz w:val="28"/>
           <w:szCs w:val="28"/>
-          <w:lang w:val="ru-RU"/>
         </w:rPr>
       </w:pPr>
     </w:p>
@@ -15975,7 +15969,6 @@
           <w:bCs/>
           <w:sz w:val="28"/>
           <w:szCs w:val="28"/>
-          <w:lang w:val="ru-RU"/>
         </w:rPr>
         <w:t>1.</w:t>
       </w:r>
@@ -16068,7 +16061,6 @@
     <w:p>
       <w:pPr>
         <w:ind w:firstLine="709"/>
-        <w:jc w:val="center"/>
         <w:rPr>
           <w:b/>
           <w:bCs/>
@@ -16091,7 +16083,6 @@
           <w:bCs/>
           <w:sz w:val="28"/>
           <w:szCs w:val="28"/>
-          <w:lang w:val="ru-RU"/>
         </w:rPr>
         <w:t>2</w:t>
       </w:r>
@@ -16259,7 +16250,6 @@
     </w:p>
     <w:p>
       <w:pPr>
-        <w:jc w:val="center"/>
         <w:rPr>
           <w:b/>
           <w:bCs/>
@@ -16282,7 +16272,6 @@
           <w:bCs/>
           <w:sz w:val="28"/>
           <w:szCs w:val="28"/>
-          <w:lang w:val="ru-RU"/>
         </w:rPr>
         <w:t>3</w:t>
       </w:r>
@@ -17151,7 +17140,6 @@
     <w:p>
       <w:pPr>
         <w:ind w:firstLine="709"/>
-        <w:jc w:val="center"/>
         <w:rPr>
           <w:b/>
           <w:bCs/>
@@ -17174,7 +17162,6 @@
           <w:bCs/>
           <w:sz w:val="28"/>
           <w:szCs w:val="28"/>
-          <w:lang w:val="ru-RU"/>
         </w:rPr>
         <w:t>5</w:t>
       </w:r>
@@ -17707,7 +17694,7 @@
     </w:p>
     <w:p>
       <w:pPr>
-        <w:jc w:val="center"/>
+        <w:ind w:firstLine="709"/>
         <w:rPr>
           <w:b/>
           <w:bCs/>
@@ -17730,7 +17717,6 @@
           <w:bCs/>
           <w:sz w:val="28"/>
           <w:szCs w:val="28"/>
-          <w:lang w:val="ru-RU"/>
         </w:rPr>
         <w:t>6</w:t>
       </w:r>
@@ -18100,18 +18086,16 @@
           <w:bCs/>
           <w:sz w:val="28"/>
           <w:szCs w:val="28"/>
-          <w:lang w:val="ru-RU"/>
-        </w:rPr>
-      </w:pPr>
-    </w:p>
-    <w:p>
-      <w:pPr>
-        <w:rPr>
-          <w:b/>
-          <w:bCs/>
-          <w:sz w:val="28"/>
-          <w:szCs w:val="28"/>
-          <w:lang w:val="ru-RU"/>
+        </w:rPr>
+      </w:pPr>
+    </w:p>
+    <w:p>
+      <w:pPr>
+        <w:rPr>
+          <w:b/>
+          <w:bCs/>
+          <w:sz w:val="28"/>
+          <w:szCs w:val="28"/>
         </w:rPr>
       </w:pPr>
     </w:p>
@@ -18122,7 +18106,7 @@
           <w:ilvl w:val="1"/>
           <w:numId w:val="37"/>
         </w:numPr>
-        <w:jc w:val="center"/>
+        <w:ind w:left="0" w:firstLine="709"/>
         <w:rPr>
           <w:b/>
           <w:bCs/>
@@ -18156,6 +18140,7 @@
     </w:p>
     <w:p>
       <w:pPr>
+        <w:ind w:firstLine="709"/>
         <w:jc w:val="both"/>
         <w:rPr>
           <w:sz w:val="28"/>
@@ -18172,6 +18157,7 @@
     </w:p>
     <w:p>
       <w:pPr>
+        <w:ind w:firstLine="709"/>
         <w:jc w:val="both"/>
         <w:rPr>
           <w:sz w:val="28"/>
@@ -18192,6 +18178,7 @@
           <w:ilvl w:val="0"/>
           <w:numId w:val="8"/>
         </w:numPr>
+        <w:ind w:firstLine="709"/>
         <w:jc w:val="both"/>
         <w:rPr>
           <w:sz w:val="28"/>
@@ -18252,6 +18239,7 @@
           <w:ilvl w:val="0"/>
           <w:numId w:val="8"/>
         </w:numPr>
+        <w:ind w:firstLine="709"/>
         <w:jc w:val="both"/>
         <w:rPr>
           <w:sz w:val="28"/>
@@ -18312,6 +18300,7 @@
           <w:ilvl w:val="0"/>
           <w:numId w:val="8"/>
         </w:numPr>
+        <w:ind w:firstLine="709"/>
         <w:jc w:val="both"/>
         <w:rPr>
           <w:sz w:val="28"/>
@@ -18368,6 +18357,7 @@
     </w:p>
     <w:p>
       <w:pPr>
+        <w:ind w:firstLine="709"/>
         <w:jc w:val="both"/>
         <w:rPr>
           <w:sz w:val="28"/>
@@ -18384,29 +18374,41 @@
     </w:p>
     <w:p>
       <w:pPr>
-        <w:jc w:val="both"/>
-        <w:rPr>
-          <w:sz w:val="28"/>
-          <w:szCs w:val="28"/>
-        </w:rPr>
-      </w:pPr>
-      <w:r>
-        <w:rPr>
-          <w:sz w:val="28"/>
-          <w:szCs w:val="28"/>
-        </w:rPr>
-        <w:t>Ранжирлеу — деректерді өсу немесе кему ретімен орналастыру процесі. Бұл әдіс медиана, квартиль және перцентильдерді анықтауда қолданылады.</w:t>
-      </w:r>
-    </w:p>
-    <w:p>
-      <w:pPr>
-        <w:jc w:val="both"/>
-        <w:rPr>
-          <w:sz w:val="28"/>
-          <w:szCs w:val="28"/>
-          <w:lang w:val="ru-RU"/>
-        </w:rPr>
-      </w:pPr>
+        <w:ind w:firstLine="709"/>
+        <w:jc w:val="both"/>
+        <w:rPr>
+          <w:sz w:val="28"/>
+          <w:szCs w:val="28"/>
+        </w:rPr>
+      </w:pPr>
+      <w:r>
+        <w:rPr>
+          <w:sz w:val="28"/>
+          <w:szCs w:val="28"/>
+        </w:rPr>
+        <w:t>Ранжирлеу — деректерді өсу немесе кему ретімен орналастыру процесі.</w:t>
+      </w:r>
+      <w:r>
+        <w:rPr>
+          <w:sz w:val="28"/>
+          <w:szCs w:val="28"/>
+        </w:rPr>
+        <w:t xml:space="preserve"> </w:t>
+      </w:r>
+      <w:r>
+        <w:rPr>
+          <w:sz w:val="28"/>
+          <w:szCs w:val="28"/>
+        </w:rPr>
+        <w:t>Бұл әдіс медиана, квартиль және перцентильдерді анықтауда қолданылады.</w:t>
+      </w:r>
+      <w:r>
+        <w:rPr>
+          <w:sz w:val="28"/>
+          <w:szCs w:val="28"/>
+        </w:rPr>
+        <w:t xml:space="preserve"> </w:t>
+      </w:r>
       <w:r>
         <w:rPr>
           <w:sz w:val="28"/>
@@ -18421,17 +18423,6 @@
         <w:rPr>
           <w:sz w:val="28"/>
           <w:szCs w:val="28"/>
-          <w:lang w:val="ru-RU"/>
-        </w:rPr>
-      </w:pPr>
-    </w:p>
-    <w:p>
-      <w:pPr>
-        <w:jc w:val="both"/>
-        <w:rPr>
-          <w:sz w:val="28"/>
-          <w:szCs w:val="28"/>
-          <w:lang w:val="ru-RU"/>
         </w:rPr>
       </w:pPr>
     </w:p>
@@ -18442,6 +18433,7 @@
           <w:ilvl w:val="1"/>
           <w:numId w:val="37"/>
         </w:numPr>
+        <w:ind w:left="0" w:firstLine="709"/>
         <w:rPr>
           <w:b/>
           <w:bCs/>
@@ -18473,6 +18465,7 @@
     </w:p>
     <w:p>
       <w:pPr>
+        <w:ind w:firstLine="709"/>
         <w:jc w:val="both"/>
         <w:rPr>
           <w:sz w:val="28"/>
@@ -18489,6 +18482,7 @@
     </w:p>
     <w:p>
       <w:pPr>
+        <w:ind w:firstLine="709"/>
         <w:jc w:val="both"/>
         <w:rPr>
           <w:sz w:val="28"/>
@@ -18784,6 +18778,7 @@
     </w:p>
     <w:p>
       <w:pPr>
+        <w:ind w:firstLine="709"/>
         <w:jc w:val="both"/>
         <w:rPr>
           <w:sz w:val="28"/>
@@ -18829,7 +18824,14 @@
           <w:sz w:val="28"/>
           <w:szCs w:val="28"/>
         </w:rPr>
-        <w:t xml:space="preserve">болса — оң ассиметрия, </w:t>
+        <w:t>болса — оң ассиметрия,</w:t>
+      </w:r>
+      <w:r>
+        <w:rPr>
+          <w:sz w:val="28"/>
+          <w:szCs w:val="28"/>
+        </w:rPr>
+        <w:t xml:space="preserve"> </w:t>
       </w:r>
       <m:oMath>
         <m:r>
@@ -18851,6 +18853,7 @@
     </w:p>
     <w:p>
       <w:pPr>
+        <w:ind w:firstLine="709"/>
         <w:jc w:val="both"/>
         <w:rPr>
           <w:sz w:val="28"/>
@@ -19166,6 +19169,10 @@
     </w:p>
     <w:p>
       <w:pPr>
+        <w:tabs>
+          <w:tab w:val="left" w:pos="709"/>
+        </w:tabs>
+        <w:ind w:firstLine="709"/>
         <w:jc w:val="both"/>
         <w:rPr>
           <w:sz w:val="28"/>
@@ -19198,7 +19205,7 @@
           <w:ilvl w:val="1"/>
           <w:numId w:val="37"/>
         </w:numPr>
-        <w:jc w:val="center"/>
+        <w:ind w:left="0" w:firstLine="709"/>
         <w:rPr>
           <w:b/>
           <w:bCs/>
@@ -19232,6 +19239,7 @@
     </w:p>
     <w:p>
       <w:pPr>
+        <w:ind w:firstLine="709"/>
         <w:jc w:val="both"/>
         <w:rPr>
           <w:sz w:val="28"/>
@@ -19869,6 +19877,7 @@
     </w:p>
     <w:p>
       <w:pPr>
+        <w:ind w:firstLine="709"/>
         <w:jc w:val="both"/>
         <w:rPr>
           <w:sz w:val="28"/>
@@ -19923,6 +19932,7 @@
           <w:ilvl w:val="0"/>
           <w:numId w:val="9"/>
         </w:numPr>
+        <w:ind w:firstLine="709"/>
         <w:jc w:val="both"/>
         <w:rPr>
           <w:sz w:val="28"/>
@@ -19961,6 +19971,7 @@
           <w:ilvl w:val="0"/>
           <w:numId w:val="9"/>
         </w:numPr>
+        <w:ind w:firstLine="709"/>
         <w:jc w:val="both"/>
         <w:rPr>
           <w:sz w:val="28"/>
@@ -19999,6 +20010,7 @@
           <w:ilvl w:val="0"/>
           <w:numId w:val="9"/>
         </w:numPr>
+        <w:ind w:firstLine="709"/>
         <w:jc w:val="both"/>
         <w:rPr>
           <w:sz w:val="28"/>
@@ -20033,6 +20045,7 @@
     </w:p>
     <w:p>
       <w:pPr>
+        <w:ind w:firstLine="709"/>
         <w:jc w:val="both"/>
         <w:rPr>
           <w:sz w:val="28"/>
@@ -20064,7 +20077,7 @@
           <w:ilvl w:val="1"/>
           <w:numId w:val="37"/>
         </w:numPr>
-        <w:jc w:val="center"/>
+        <w:ind w:left="0" w:firstLine="709"/>
         <w:rPr>
           <w:b/>
           <w:bCs/>
@@ -20324,6 +20337,7 @@
     </w:p>
     <w:p>
       <w:pPr>
+        <w:ind w:firstLine="709"/>
         <w:jc w:val="both"/>
         <w:rPr>
           <w:sz w:val="28"/>
@@ -20420,6 +20434,7 @@
     </w:p>
     <w:p>
       <w:pPr>
+        <w:ind w:firstLine="709"/>
         <w:jc w:val="both"/>
         <w:rPr>
           <w:sz w:val="28"/>
@@ -20445,6 +20460,26 @@
     </w:p>
     <w:p>
       <w:pPr>
+        <w:ind w:firstLine="709"/>
+        <w:rPr>
+          <w:b/>
+          <w:bCs/>
+          <w:sz w:val="28"/>
+          <w:szCs w:val="28"/>
+        </w:rPr>
+      </w:pPr>
+      <w:r>
+        <w:rPr>
+          <w:b/>
+          <w:bCs/>
+          <w:sz w:val="28"/>
+          <w:szCs w:val="28"/>
+        </w:rPr>
+        <w:t>1.13 Үлестірім заңдары және қалыпты үлестіру</w:t>
+      </w:r>
+    </w:p>
+    <w:p>
+      <w:pPr>
         <w:jc w:val="center"/>
         <w:rPr>
           <w:b/>
@@ -20453,29 +20488,10 @@
           <w:szCs w:val="28"/>
         </w:rPr>
       </w:pPr>
-      <w:r>
-        <w:rPr>
-          <w:b/>
-          <w:bCs/>
-          <w:sz w:val="28"/>
-          <w:szCs w:val="28"/>
-        </w:rPr>
-        <w:t>1.13 Үлестірім заңдары және қалыпты үлестіру</w:t>
-      </w:r>
-    </w:p>
-    <w:p>
-      <w:pPr>
-        <w:jc w:val="center"/>
-        <w:rPr>
-          <w:b/>
-          <w:bCs/>
-          <w:sz w:val="28"/>
-          <w:szCs w:val="28"/>
-        </w:rPr>
-      </w:pPr>
-    </w:p>
-    <w:p>
-      <w:pPr>
+    </w:p>
+    <w:p>
+      <w:pPr>
+        <w:ind w:firstLine="709"/>
         <w:jc w:val="both"/>
         <w:rPr>
           <w:sz w:val="28"/>
@@ -20492,6 +20508,7 @@
     </w:p>
     <w:p>
       <w:pPr>
+        <w:ind w:firstLine="709"/>
         <w:jc w:val="both"/>
         <w:rPr>
           <w:sz w:val="28"/>
@@ -20843,6 +20860,7 @@
     </w:p>
     <w:p>
       <w:pPr>
+        <w:ind w:firstLine="709"/>
         <w:jc w:val="both"/>
         <w:rPr>
           <w:sz w:val="28"/>
@@ -20893,6 +20911,7 @@
     </w:p>
     <w:p>
       <w:pPr>
+        <w:ind w:firstLine="709"/>
         <w:jc w:val="both"/>
         <w:rPr>
           <w:sz w:val="28"/>
@@ -20920,7 +20939,6 @@
     <w:p>
       <w:pPr>
         <w:ind w:firstLine="709"/>
-        <w:jc w:val="center"/>
         <w:rPr>
           <w:b/>
           <w:bCs/>
@@ -21166,6 +21184,88 @@
     </w:p>
     <w:p>
       <w:pPr>
+        <w:ind w:firstLine="709"/>
+        <w:rPr>
+          <w:b/>
+          <w:bCs/>
+          <w:sz w:val="28"/>
+          <w:szCs w:val="28"/>
+        </w:rPr>
+      </w:pPr>
+      <w:r>
+        <w:rPr>
+          <w:b/>
+          <w:bCs/>
+          <w:sz w:val="28"/>
+          <w:szCs w:val="28"/>
+        </w:rPr>
+        <w:t>1.1</w:t>
+      </w:r>
+      <w:r>
+        <w:rPr>
+          <w:b/>
+          <w:bCs/>
+          <w:sz w:val="28"/>
+          <w:szCs w:val="28"/>
+        </w:rPr>
+        <w:t>5</w:t>
+      </w:r>
+      <w:r>
+        <w:rPr>
+          <w:b/>
+          <w:bCs/>
+          <w:sz w:val="28"/>
+          <w:szCs w:val="28"/>
+        </w:rPr>
+        <w:t xml:space="preserve"> Ақпараттық жүйедегі аналитикалық компоненттің ғылыми негізі</w:t>
+      </w:r>
+    </w:p>
+    <w:p>
+      <w:pPr>
+        <w:rPr>
+          <w:b/>
+          <w:bCs/>
+          <w:sz w:val="28"/>
+          <w:szCs w:val="28"/>
+        </w:rPr>
+      </w:pPr>
+    </w:p>
+    <w:p>
+      <w:pPr>
+        <w:ind w:firstLine="709"/>
+        <w:jc w:val="both"/>
+        <w:rPr>
+          <w:sz w:val="28"/>
+          <w:szCs w:val="28"/>
+        </w:rPr>
+      </w:pPr>
+      <w:r>
+        <w:rPr>
+          <w:sz w:val="28"/>
+          <w:szCs w:val="28"/>
+        </w:rPr>
+        <w:t>Деректерді талдау ақпараттық жүйесінің компоненті статистикалық әдістер мен бағдарламалық технологияларды біріктіреді. Бұл компонент деректерді жүктеу, өңдеу, талдау, визуализация және нәтижелерді экспорттау функцияларын орындайды.</w:t>
+      </w:r>
+    </w:p>
+    <w:p>
+      <w:pPr>
+        <w:ind w:firstLine="709"/>
+        <w:jc w:val="both"/>
+        <w:rPr>
+          <w:sz w:val="28"/>
+          <w:szCs w:val="28"/>
+        </w:rPr>
+      </w:pPr>
+      <w:r>
+        <w:rPr>
+          <w:sz w:val="28"/>
+          <w:szCs w:val="28"/>
+        </w:rPr>
+        <w:t>Жүйеде қолданылатын барлық есептеулер классикалық статистика формулаларына негізделеді, ал олардың бағдарламалық іске асырылуы Python, pandas, NumPy және Matplotlib құралдары арқылы жүзеге асырылады.</w:t>
+      </w:r>
+    </w:p>
+    <w:p>
+      <w:pPr>
         <w:jc w:val="center"/>
         <w:rPr>
           <w:b/>
@@ -21174,92 +21274,10 @@
           <w:szCs w:val="28"/>
         </w:rPr>
       </w:pPr>
-      <w:r>
-        <w:rPr>
-          <w:b/>
-          <w:bCs/>
-          <w:sz w:val="28"/>
-          <w:szCs w:val="28"/>
-        </w:rPr>
-        <w:t>1.1</w:t>
-      </w:r>
-      <w:r>
-        <w:rPr>
-          <w:b/>
-          <w:bCs/>
-          <w:sz w:val="28"/>
-          <w:szCs w:val="28"/>
-        </w:rPr>
-        <w:t>5</w:t>
-      </w:r>
-      <w:r>
-        <w:rPr>
-          <w:b/>
-          <w:bCs/>
-          <w:sz w:val="28"/>
-          <w:szCs w:val="28"/>
-        </w:rPr>
-        <w:t xml:space="preserve"> Ақпараттық жүйедегі аналитикалық компоненттің ғылыми негізі</w:t>
-      </w:r>
-    </w:p>
-    <w:p>
-      <w:pPr>
-        <w:rPr>
-          <w:b/>
-          <w:bCs/>
-          <w:sz w:val="28"/>
-          <w:szCs w:val="28"/>
-        </w:rPr>
-      </w:pPr>
     </w:p>
     <w:p>
       <w:pPr>
         <w:ind w:firstLine="709"/>
-        <w:jc w:val="both"/>
-        <w:rPr>
-          <w:sz w:val="28"/>
-          <w:szCs w:val="28"/>
-        </w:rPr>
-      </w:pPr>
-      <w:r>
-        <w:rPr>
-          <w:sz w:val="28"/>
-          <w:szCs w:val="28"/>
-        </w:rPr>
-        <w:t>Деректерді талдау ақпараттық жүйесінің компоненті статистикалық әдістер мен бағдарламалық технологияларды біріктіреді. Бұл компонент деректерді жүктеу, өңдеу, талдау, визуализация және нәтижелерді экспорттау функцияларын орындайды.</w:t>
-      </w:r>
-    </w:p>
-    <w:p>
-      <w:pPr>
-        <w:ind w:firstLine="709"/>
-        <w:jc w:val="both"/>
-        <w:rPr>
-          <w:sz w:val="28"/>
-          <w:szCs w:val="28"/>
-        </w:rPr>
-      </w:pPr>
-      <w:r>
-        <w:rPr>
-          <w:sz w:val="28"/>
-          <w:szCs w:val="28"/>
-        </w:rPr>
-        <w:t>Жүйеде қолданылатын барлық есептеулер классикалық статистика формулаларына негізделеді, ал олардың бағдарламалық іске асырылуы Python, pandas, NumPy және Matplotlib құралдары арқылы жүзеге асырылады.</w:t>
-      </w:r>
-    </w:p>
-    <w:p>
-      <w:pPr>
-        <w:jc w:val="center"/>
-        <w:rPr>
-          <w:b/>
-          <w:bCs/>
-          <w:sz w:val="28"/>
-          <w:szCs w:val="28"/>
-        </w:rPr>
-      </w:pPr>
-    </w:p>
-    <w:p>
-      <w:pPr>
-        <w:jc w:val="center"/>
         <w:rPr>
           <w:b/>
           <w:bCs/>
@@ -21357,6 +21375,7 @@
           <w:sz w:val="28"/>
           <w:szCs w:val="28"/>
         </w:rPr>
+        <w:lastRenderedPageBreak/>
         <w:t xml:space="preserve">Нөлдік гипотеза </w:t>
       </w:r>
       <m:oMath>
@@ -21418,7 +21437,6 @@
           <w:sz w:val="28"/>
           <w:szCs w:val="28"/>
         </w:rPr>
-        <w:lastRenderedPageBreak/>
         <w:t xml:space="preserve">Альтернативті гипотеза </w:t>
       </w:r>
       <m:oMath>
@@ -21866,7 +21884,7 @@
     </w:p>
     <w:p>
       <w:pPr>
-        <w:jc w:val="center"/>
+        <w:ind w:firstLine="709"/>
         <w:rPr>
           <w:b/>
           <w:bCs/>
@@ -21983,6 +22001,7 @@
     </w:p>
     <w:p>
       <w:pPr>
+        <w:ind w:firstLine="709"/>
         <w:jc w:val="both"/>
         <w:rPr>
           <w:sz w:val="28"/>
@@ -22067,6 +22086,7 @@
     </w:p>
     <w:p>
       <w:pPr>
+        <w:ind w:firstLine="709"/>
         <w:jc w:val="both"/>
         <w:rPr>
           <w:sz w:val="28"/>
@@ -22378,7 +22398,7 @@
     </w:p>
     <w:p>
       <w:pPr>
-        <w:jc w:val="center"/>
+        <w:ind w:firstLine="709"/>
         <w:rPr>
           <w:b/>
           <w:bCs/>
@@ -22425,6 +22445,7 @@
     </w:p>
     <w:p>
       <w:pPr>
+        <w:ind w:firstLine="709"/>
         <w:jc w:val="both"/>
         <w:rPr>
           <w:sz w:val="28"/>
@@ -22441,6 +22462,7 @@
     </w:p>
     <w:p>
       <w:pPr>
+        <w:ind w:firstLine="709"/>
         <w:jc w:val="both"/>
         <w:rPr>
           <w:sz w:val="28"/>
@@ -22461,6 +22483,7 @@
           <w:ilvl w:val="0"/>
           <w:numId w:val="13"/>
         </w:numPr>
+        <w:ind w:firstLine="709"/>
         <w:jc w:val="both"/>
         <w:rPr>
           <w:sz w:val="28"/>
@@ -22481,6 +22504,7 @@
           <w:ilvl w:val="0"/>
           <w:numId w:val="13"/>
         </w:numPr>
+        <w:ind w:firstLine="709"/>
         <w:jc w:val="both"/>
         <w:rPr>
           <w:sz w:val="28"/>
@@ -22501,6 +22525,7 @@
           <w:ilvl w:val="0"/>
           <w:numId w:val="13"/>
         </w:numPr>
+        <w:ind w:firstLine="709"/>
         <w:jc w:val="both"/>
         <w:rPr>
           <w:sz w:val="28"/>
@@ -22521,6 +22546,7 @@
           <w:ilvl w:val="0"/>
           <w:numId w:val="13"/>
         </w:numPr>
+        <w:ind w:firstLine="709"/>
         <w:jc w:val="both"/>
         <w:rPr>
           <w:sz w:val="28"/>
@@ -22537,6 +22563,7 @@
     </w:p>
     <w:p>
       <w:pPr>
+        <w:ind w:firstLine="709"/>
         <w:jc w:val="both"/>
         <w:rPr>
           <w:sz w:val="28"/>
@@ -22870,6 +22897,7 @@
     </w:p>
     <w:p>
       <w:pPr>
+        <w:ind w:firstLine="709"/>
         <w:jc w:val="both"/>
         <w:rPr>
           <w:sz w:val="28"/>
@@ -22886,6 +22914,7 @@
     </w:p>
     <w:p>
       <w:pPr>
+        <w:ind w:firstLine="709"/>
         <w:jc w:val="both"/>
         <w:rPr>
           <w:sz w:val="28"/>
@@ -22912,7 +22941,7 @@
     </w:p>
     <w:p>
       <w:pPr>
-        <w:jc w:val="center"/>
+        <w:ind w:firstLine="709"/>
         <w:rPr>
           <w:b/>
           <w:bCs/>
@@ -23207,6 +23236,7 @@
     </w:p>
     <w:p>
       <w:pPr>
+        <w:ind w:firstLine="709"/>
         <w:jc w:val="both"/>
         <w:rPr>
           <w:sz w:val="28"/>
@@ -23257,6 +23287,7 @@
     </w:p>
     <w:p>
       <w:pPr>
+        <w:ind w:firstLine="709"/>
         <w:jc w:val="both"/>
         <w:rPr>
           <w:sz w:val="28"/>
@@ -23374,6 +23405,7 @@
     </w:p>
     <w:p>
       <w:pPr>
+        <w:ind w:firstLine="709"/>
         <w:jc w:val="both"/>
         <w:rPr>
           <w:sz w:val="28"/>
@@ -23390,6 +23422,7 @@
     </w:p>
     <w:p>
       <w:pPr>
+        <w:ind w:firstLine="709"/>
         <w:jc w:val="both"/>
         <w:rPr>
           <w:sz w:val="28"/>
@@ -23416,21 +23449,22 @@
     </w:p>
     <w:p>
       <w:pPr>
-        <w:jc w:val="center"/>
-        <w:rPr>
-          <w:b/>
-          <w:bCs/>
-          <w:sz w:val="28"/>
-          <w:szCs w:val="28"/>
-        </w:rPr>
-      </w:pPr>
-      <w:r>
-        <w:rPr>
-          <w:b/>
-          <w:bCs/>
-          <w:sz w:val="28"/>
-          <w:szCs w:val="28"/>
-        </w:rPr>
+        <w:ind w:firstLine="709"/>
+        <w:rPr>
+          <w:b/>
+          <w:bCs/>
+          <w:sz w:val="28"/>
+          <w:szCs w:val="28"/>
+        </w:rPr>
+      </w:pPr>
+      <w:r>
+        <w:rPr>
+          <w:b/>
+          <w:bCs/>
+          <w:sz w:val="28"/>
+          <w:szCs w:val="28"/>
+        </w:rPr>
+        <w:lastRenderedPageBreak/>
         <w:t>1.2</w:t>
       </w:r>
       <w:r>
@@ -23466,7 +23500,6 @@
           <w:sz w:val="28"/>
           <w:szCs w:val="28"/>
         </w:rPr>
-        <w:lastRenderedPageBreak/>
         <w:t>Деректерді топтастыру — ұқсас объектілерді белгілі бір топтарға біріктіру процесі. Бұл әдіс деректер құрылымын зерттеуге және жасырын заңдылықтарды анықтауға мүмкіндік береді.</w:t>
       </w:r>
     </w:p>
@@ -23724,6 +23757,7 @@
     </w:p>
     <w:p>
       <w:pPr>
+        <w:ind w:firstLine="709"/>
         <w:rPr>
           <w:sz w:val="28"/>
           <w:szCs w:val="28"/>
@@ -23739,6 +23773,7 @@
     </w:p>
     <w:p>
       <w:pPr>
+        <w:ind w:firstLine="709"/>
         <w:rPr>
           <w:sz w:val="28"/>
           <w:szCs w:val="28"/>
@@ -23754,17 +23789,18 @@
     </w:p>
     <w:p>
       <w:pPr>
-        <w:rPr>
-          <w:b/>
-          <w:bCs/>
-          <w:sz w:val="28"/>
-          <w:szCs w:val="28"/>
-        </w:rPr>
-      </w:pPr>
-    </w:p>
-    <w:p>
-      <w:pPr>
-        <w:jc w:val="center"/>
+        <w:ind w:firstLine="709"/>
+        <w:rPr>
+          <w:b/>
+          <w:bCs/>
+          <w:sz w:val="28"/>
+          <w:szCs w:val="28"/>
+        </w:rPr>
+      </w:pPr>
+    </w:p>
+    <w:p>
+      <w:pPr>
+        <w:ind w:firstLine="709"/>
         <w:rPr>
           <w:b/>
           <w:bCs/>
@@ -23809,6 +23845,13 @@
           <w:szCs w:val="28"/>
         </w:rPr>
       </w:pPr>
+      <w:r>
+        <w:rPr>
+          <w:sz w:val="28"/>
+          <w:szCs w:val="28"/>
+        </w:rPr>
+        <w:t>Жоғарыда қарастырылған барлық статистикалық және математикалық теориялар деректерді талдау ақпараттық жүйесінің компонентін әзірлеуде тікелей қолданылады. Жүйеде есептелетін орташа мән, дисперсия, стандартты ауытқу, корреляция коэффициенті және басқа да көрсеткіштер классикалық статистикалық формулаларға негізделеді.</w:t>
+      </w:r>
     </w:p>
     <w:p>
       <w:pPr>
@@ -23824,40 +23867,23 @@
           <w:sz w:val="28"/>
           <w:szCs w:val="28"/>
         </w:rPr>
-        <w:t>Жоғарыда қарастырылған барлық статистикалық және математикалық теориялар деректерді талдау ақпараттық жүйесінің компонентін әзірлеуде тікелей қолданылады. Жүйеде есептелетін орташа мән, дисперсия, стандартты ауытқу, корреляция коэффициенті және басқа да көрсеткіштер классикалық статистикалық формулаларға негізделеді.</w:t>
+        <w:t>Бағдарламалық тұрғыдан бұл формулалар Python тілінің pandas және NumPy кітапханалары арқылы автоматты түрде есептеледі. Ал алынған нәтижелер Matplotlib кітапханасының көмегімен график түрінде визуализацияланады. Осылайша теориялық статистикалық әдістер ақпараттық жүйенің функционалдық мүмкіндіктеріне айналады.</w:t>
       </w:r>
     </w:p>
     <w:p>
       <w:pPr>
         <w:ind w:firstLine="709"/>
-        <w:jc w:val="both"/>
-        <w:rPr>
-          <w:sz w:val="28"/>
-          <w:szCs w:val="28"/>
-        </w:rPr>
-      </w:pPr>
-      <w:r>
-        <w:rPr>
-          <w:sz w:val="28"/>
-          <w:szCs w:val="28"/>
-        </w:rPr>
-        <w:t>Бағдарламалық тұрғыдан бұл формулалар Python тілінің pandas және NumPy кітапханалары арқылы автоматты түрде есептеледі. Ал алынған нәтижелер Matplotlib кітапханасының көмегімен график түрінде визуализацияланады. Осылайша теориялық статистикалық әдістер ақпараттық жүйенің функционалдық мүмкіндіктеріне айналады.</w:t>
-      </w:r>
+        <w:rPr>
+          <w:b/>
+          <w:bCs/>
+          <w:sz w:val="28"/>
+          <w:szCs w:val="28"/>
+        </w:rPr>
+      </w:pPr>
     </w:p>
     <w:p>
       <w:pPr>
         <w:ind w:firstLine="709"/>
-        <w:rPr>
-          <w:b/>
-          <w:bCs/>
-          <w:sz w:val="28"/>
-          <w:szCs w:val="28"/>
-        </w:rPr>
-      </w:pPr>
-    </w:p>
-    <w:p>
-      <w:pPr>
-        <w:jc w:val="center"/>
         <w:rPr>
           <w:b/>
           <w:bCs/>
@@ -24182,22 +24208,25 @@
     </w:p>
     <w:p>
       <w:pPr>
-        <w:jc w:val="both"/>
-        <w:rPr>
-          <w:sz w:val="28"/>
-          <w:szCs w:val="28"/>
-        </w:rPr>
-      </w:pPr>
-      <w:r>
-        <w:rPr>
-          <w:sz w:val="28"/>
-          <w:szCs w:val="28"/>
-        </w:rPr>
+        <w:ind w:firstLine="709"/>
+        <w:jc w:val="both"/>
+        <w:rPr>
+          <w:sz w:val="28"/>
+          <w:szCs w:val="28"/>
+        </w:rPr>
+      </w:pPr>
+      <w:r>
+        <w:rPr>
+          <w:sz w:val="28"/>
+          <w:szCs w:val="28"/>
+        </w:rPr>
+        <w:lastRenderedPageBreak/>
         <w:t>Дискретті кездейсоқ шаманың дисперсиясы:</w:t>
       </w:r>
     </w:p>
     <w:p>
       <w:pPr>
+        <w:ind w:firstLine="709"/>
         <w:rPr>
           <w:b/>
           <w:bCs/>
@@ -24216,7 +24245,6 @@
               <w:sz w:val="28"/>
               <w:szCs w:val="28"/>
             </w:rPr>
-            <w:lastRenderedPageBreak/>
             <m:t>D(X)=</m:t>
           </m:r>
           <m:nary>
@@ -24417,6 +24445,7 @@
     </w:p>
     <w:p>
       <w:pPr>
+        <w:ind w:firstLine="709"/>
         <w:jc w:val="both"/>
         <w:rPr>
           <w:sz w:val="28"/>
@@ -24443,7 +24472,7 @@
     </w:p>
     <w:p>
       <w:pPr>
-        <w:jc w:val="center"/>
+        <w:ind w:firstLine="709"/>
         <w:rPr>
           <w:b/>
           <w:bCs/>
@@ -24883,7 +24912,7 @@
     </w:p>
     <w:p>
       <w:pPr>
-        <w:jc w:val="center"/>
+        <w:ind w:firstLine="709"/>
         <w:rPr>
           <w:b/>
           <w:bCs/>
@@ -24930,6 +24959,7 @@
     </w:p>
     <w:p>
       <w:pPr>
+        <w:ind w:firstLine="709"/>
         <w:rPr>
           <w:sz w:val="28"/>
           <w:szCs w:val="28"/>
@@ -24945,6 +24975,7 @@
     </w:p>
     <w:p>
       <w:pPr>
+        <w:ind w:firstLine="709"/>
         <w:rPr>
           <w:b/>
           <w:bCs/>
@@ -25064,6 +25095,7 @@
     </w:p>
     <w:p>
       <w:pPr>
+        <w:ind w:firstLine="709"/>
         <w:rPr>
           <w:sz w:val="28"/>
           <w:szCs w:val="28"/>
@@ -25079,6 +25111,7 @@
     </w:p>
     <w:p>
       <w:pPr>
+        <w:ind w:firstLine="709"/>
         <w:rPr>
           <w:b/>
           <w:bCs/>
@@ -25266,6 +25299,7 @@
     </w:p>
     <w:p>
       <w:pPr>
+        <w:ind w:firstLine="709"/>
         <w:jc w:val="both"/>
         <w:rPr>
           <w:sz w:val="28"/>
@@ -25292,7 +25326,7 @@
     </w:p>
     <w:p>
       <w:pPr>
-        <w:jc w:val="center"/>
+        <w:ind w:firstLine="709"/>
         <w:rPr>
           <w:b/>
           <w:bCs/>
@@ -25352,7 +25386,6 @@
           <w:sz w:val="28"/>
           <w:szCs w:val="28"/>
         </w:rPr>
-        <w:lastRenderedPageBreak/>
         <w:t>Уақыт қатарларын талдауда тренд және маусымдылық ұғымдары маңызды рөл атқарады. Тренд — көрсеткіштің ұзақ мерзімді даму бағытын сипаттайды. Маусымдылық — белгілі бір уақыт кезеңдерінде қайталанатын өзгерістерді білдіреді.</w:t>
       </w:r>
     </w:p>
@@ -25587,6 +25620,7 @@
     </w:p>
     <w:p>
       <w:pPr>
+        <w:ind w:firstLine="709"/>
         <w:jc w:val="both"/>
         <w:rPr>
           <w:sz w:val="28"/>
@@ -25620,6 +25654,7 @@
     </w:p>
     <w:p>
       <w:pPr>
+        <w:ind w:firstLine="709"/>
         <w:jc w:val="both"/>
         <w:rPr>
           <w:sz w:val="28"/>
@@ -25646,7 +25681,7 @@
     </w:p>
     <w:p>
       <w:pPr>
-        <w:jc w:val="center"/>
+        <w:ind w:firstLine="709"/>
         <w:rPr>
           <w:b/>
           <w:bCs/>
@@ -25710,6 +25745,7 @@
     </w:p>
     <w:p>
       <w:pPr>
+        <w:ind w:firstLine="709"/>
         <w:jc w:val="both"/>
         <w:rPr>
           <w:sz w:val="28"/>
@@ -25726,6 +25762,7 @@
     </w:p>
     <w:p>
       <w:pPr>
+        <w:ind w:firstLine="709"/>
         <w:rPr>
           <w:b/>
           <w:bCs/>
@@ -25889,6 +25926,7 @@
     </w:p>
     <w:p>
       <w:pPr>
+        <w:ind w:firstLine="709"/>
         <w:jc w:val="both"/>
         <w:rPr>
           <w:sz w:val="28"/>
@@ -26002,6 +26040,7 @@
     </w:p>
     <w:p>
       <w:pPr>
+        <w:ind w:firstLine="709"/>
         <w:jc w:val="both"/>
         <w:rPr>
           <w:sz w:val="28"/>
@@ -26028,7 +26067,7 @@
     </w:p>
     <w:p>
       <w:pPr>
-        <w:jc w:val="center"/>
+        <w:ind w:firstLine="709"/>
         <w:rPr>
           <w:b/>
           <w:bCs/>
@@ -26153,7 +26192,7 @@
     </w:p>
     <w:p>
       <w:pPr>
-        <w:jc w:val="center"/>
+        <w:ind w:firstLine="709"/>
         <w:rPr>
           <w:b/>
           <w:bCs/>
@@ -26203,7 +26242,6 @@
           <w:sz w:val="28"/>
           <w:szCs w:val="28"/>
         </w:rPr>
-        <w:lastRenderedPageBreak/>
         <w:t>Деректерді талдауда маңызды ұғымдардың бірі — статистикалық үлгі (статистикалық модель) болып табылады. Статистикалық үлгі зерттелетін құбылыстың математикалық сипаттамасы болып табылады және ол кездейсоқ шамалар арқылы өрнектеледі. Үлгі деректердегі заңдылықтарды анықтауға және болжау жасауға мүмкіндік береді.</w:t>
       </w:r>
     </w:p>
@@ -26498,6 +26536,7 @@
     </w:p>
     <w:p>
       <w:pPr>
+        <w:ind w:firstLine="709"/>
         <w:rPr>
           <w:sz w:val="28"/>
           <w:szCs w:val="28"/>
@@ -26513,6 +26552,7 @@
     </w:p>
     <w:p>
       <w:pPr>
+        <w:ind w:firstLine="709"/>
         <w:rPr>
           <w:b/>
           <w:bCs/>
@@ -26812,6 +26852,7 @@
     </w:p>
     <w:p>
       <w:pPr>
+        <w:ind w:firstLine="709"/>
         <w:jc w:val="both"/>
         <w:rPr>
           <w:sz w:val="28"/>
@@ -26838,7 +26879,10 @@
     </w:p>
     <w:p>
       <w:pPr>
-        <w:jc w:val="center"/>
+        <w:tabs>
+          <w:tab w:val="left" w:pos="709"/>
+        </w:tabs>
+        <w:ind w:firstLine="709"/>
         <w:rPr>
           <w:b/>
           <w:bCs/>
@@ -27164,6 +27208,7 @@
           <w:sz w:val="28"/>
           <w:szCs w:val="28"/>
         </w:rPr>
+        <w:lastRenderedPageBreak/>
         <w:t>болса, мән аномалия ретінде қарастырылады.</w:t>
       </w:r>
     </w:p>
@@ -27179,22 +27224,21 @@
     </w:p>
     <w:p>
       <w:pPr>
-        <w:jc w:val="center"/>
-        <w:rPr>
-          <w:b/>
-          <w:bCs/>
-          <w:sz w:val="28"/>
-          <w:szCs w:val="28"/>
-        </w:rPr>
-      </w:pPr>
-      <w:r>
-        <w:rPr>
-          <w:b/>
-          <w:bCs/>
-          <w:sz w:val="28"/>
-          <w:szCs w:val="28"/>
-        </w:rPr>
-        <w:lastRenderedPageBreak/>
+        <w:ind w:firstLine="709"/>
+        <w:rPr>
+          <w:b/>
+          <w:bCs/>
+          <w:sz w:val="28"/>
+          <w:szCs w:val="28"/>
+        </w:rPr>
+      </w:pPr>
+      <w:r>
+        <w:rPr>
+          <w:b/>
+          <w:bCs/>
+          <w:sz w:val="28"/>
+          <w:szCs w:val="28"/>
+        </w:rPr>
         <w:t>1.3</w:t>
       </w:r>
       <w:r>
@@ -27376,6 +27420,7 @@
     </w:p>
     <w:p>
       <w:pPr>
+        <w:ind w:firstLine="709"/>
         <w:rPr>
           <w:sz w:val="28"/>
           <w:szCs w:val="28"/>
@@ -27391,6 +27436,7 @@
     </w:p>
     <w:p>
       <w:pPr>
+        <w:ind w:firstLine="709"/>
         <w:rPr>
           <w:b/>
           <w:bCs/>
@@ -27549,6 +27595,7 @@
     </w:p>
     <w:p>
       <w:pPr>
+        <w:ind w:firstLine="709"/>
         <w:jc w:val="both"/>
         <w:rPr>
           <w:sz w:val="28"/>
@@ -27575,7 +27622,7 @@
     </w:p>
     <w:p>
       <w:pPr>
-        <w:jc w:val="center"/>
+        <w:ind w:firstLine="709"/>
         <w:rPr>
           <w:b/>
           <w:bCs/>
@@ -27682,6 +27729,7 @@
     </w:p>
     <w:p>
       <w:pPr>
+        <w:ind w:firstLine="709"/>
         <w:jc w:val="both"/>
         <w:rPr>
           <w:sz w:val="28"/>
@@ -27749,6 +27797,7 @@
     </w:p>
     <w:p>
       <w:pPr>
+        <w:ind w:firstLine="709"/>
         <w:jc w:val="both"/>
         <w:rPr>
           <w:sz w:val="28"/>
@@ -27765,17 +27814,18 @@
     </w:p>
     <w:p>
       <w:pPr>
-        <w:rPr>
-          <w:b/>
-          <w:bCs/>
-          <w:sz w:val="28"/>
-          <w:szCs w:val="28"/>
-        </w:rPr>
-      </w:pPr>
-    </w:p>
-    <w:p>
-      <w:pPr>
-        <w:jc w:val="center"/>
+        <w:ind w:firstLine="709"/>
+        <w:rPr>
+          <w:b/>
+          <w:bCs/>
+          <w:sz w:val="28"/>
+          <w:szCs w:val="28"/>
+        </w:rPr>
+      </w:pPr>
+    </w:p>
+    <w:p>
+      <w:pPr>
+        <w:ind w:firstLine="709"/>
         <w:rPr>
           <w:b/>
           <w:bCs/>
@@ -27810,16 +27860,6 @@
         </w:rPr>
         <w:t xml:space="preserve"> Деректерді талдау алгоритмдерінің математикалық негізі</w:t>
       </w:r>
-    </w:p>
-    <w:p>
-      <w:pPr>
-        <w:ind w:firstLine="709"/>
-        <w:jc w:val="both"/>
-        <w:rPr>
-          <w:sz w:val="28"/>
-          <w:szCs w:val="28"/>
-        </w:rPr>
-      </w:pPr>
     </w:p>
     <w:p>
       <w:pPr>
@@ -28940,7 +28980,6 @@
           <w:bCs/>
           <w:sz w:val="28"/>
           <w:szCs w:val="28"/>
-          <w:lang w:val="ru-RU"/>
         </w:rPr>
       </w:pPr>
     </w:p>
@@ -28953,7 +28992,6 @@
           <w:bCs/>
           <w:sz w:val="28"/>
           <w:szCs w:val="28"/>
-          <w:lang w:val="ru-RU"/>
         </w:rPr>
       </w:pPr>
     </w:p>
@@ -28966,7 +29004,6 @@
           <w:bCs/>
           <w:sz w:val="28"/>
           <w:szCs w:val="28"/>
-          <w:lang w:val="ru-RU"/>
         </w:rPr>
       </w:pPr>
     </w:p>
@@ -28979,7 +29016,6 @@
           <w:bCs/>
           <w:sz w:val="28"/>
           <w:szCs w:val="28"/>
-          <w:lang w:val="ru-RU"/>
         </w:rPr>
       </w:pPr>
     </w:p>
@@ -28992,7 +29028,6 @@
           <w:bCs/>
           <w:sz w:val="28"/>
           <w:szCs w:val="28"/>
-          <w:lang w:val="ru-RU"/>
         </w:rPr>
       </w:pPr>
     </w:p>
@@ -29005,7 +29040,16 @@
           <w:bCs/>
           <w:sz w:val="28"/>
           <w:szCs w:val="28"/>
-          <w:lang w:val="ru-RU"/>
+        </w:rPr>
+      </w:pPr>
+    </w:p>
+    <w:p>
+      <w:pPr>
+        <w:rPr>
+          <w:b/>
+          <w:bCs/>
+          <w:sz w:val="28"/>
+          <w:szCs w:val="28"/>
         </w:rPr>
       </w:pPr>
     </w:p>
@@ -29018,53 +29062,12 @@
           <w:bCs/>
           <w:sz w:val="28"/>
           <w:szCs w:val="28"/>
-          <w:lang w:val="ru-RU"/>
         </w:rPr>
       </w:pPr>
     </w:p>
     <w:p>
       <w:pPr>
         <w:ind w:firstLine="709"/>
-        <w:jc w:val="center"/>
-        <w:rPr>
-          <w:b/>
-          <w:bCs/>
-          <w:sz w:val="28"/>
-          <w:szCs w:val="28"/>
-          <w:lang w:val="ru-RU"/>
-        </w:rPr>
-      </w:pPr>
-    </w:p>
-    <w:p>
-      <w:pPr>
-        <w:ind w:firstLine="709"/>
-        <w:jc w:val="center"/>
-        <w:rPr>
-          <w:b/>
-          <w:bCs/>
-          <w:sz w:val="28"/>
-          <w:szCs w:val="28"/>
-          <w:lang w:val="ru-RU"/>
-        </w:rPr>
-      </w:pPr>
-    </w:p>
-    <w:p>
-      <w:pPr>
-        <w:ind w:firstLine="709"/>
-        <w:jc w:val="center"/>
-        <w:rPr>
-          <w:b/>
-          <w:bCs/>
-          <w:sz w:val="28"/>
-          <w:szCs w:val="28"/>
-          <w:lang w:val="ru-RU"/>
-        </w:rPr>
-      </w:pPr>
-    </w:p>
-    <w:p>
-      <w:pPr>
-        <w:ind w:firstLine="709"/>
-        <w:jc w:val="center"/>
         <w:rPr>
           <w:b/>
           <w:bCs/>
@@ -29086,7 +29089,6 @@
     <w:p>
       <w:pPr>
         <w:ind w:firstLine="709"/>
-        <w:jc w:val="center"/>
         <w:rPr>
           <w:b/>
           <w:bCs/>
@@ -29282,6 +29284,16 @@
         <w:ind w:firstLine="709"/>
         <w:jc w:val="both"/>
         <w:rPr>
+          <w:sz w:val="28"/>
+          <w:szCs w:val="28"/>
+        </w:rPr>
+      </w:pPr>
+    </w:p>
+    <w:p>
+      <w:pPr>
+        <w:ind w:firstLine="709"/>
+        <w:jc w:val="both"/>
+        <w:rPr>
           <w:b/>
           <w:bCs/>
           <w:sz w:val="28"/>
@@ -29461,6 +29473,7 @@
           <w:sz w:val="28"/>
           <w:szCs w:val="28"/>
         </w:rPr>
+        <w:lastRenderedPageBreak/>
         <w:t>Пайдаланушы интерфейсі (User Interface)</w:t>
       </w:r>
     </w:p>
@@ -29478,9 +29491,18 @@
           <w:sz w:val="28"/>
           <w:szCs w:val="28"/>
         </w:rPr>
-        <w:lastRenderedPageBreak/>
         <w:t>Бұл модульдер өзара байланысқан және біртұтас аналитикалық компонентті құрайды. Архитектураның мұндай құрылымы деректер ағынын логикалық түрде ұйымдастыруға мүмкіндік береді: алдымен деректер жүктеледі, кейін өңделеді, содан соң талданады және нәтижелері визуалды түрде көрсетіледі.</w:t>
       </w:r>
+    </w:p>
+    <w:p>
+      <w:pPr>
+        <w:ind w:firstLine="709"/>
+        <w:jc w:val="both"/>
+        <w:rPr>
+          <w:sz w:val="28"/>
+          <w:szCs w:val="28"/>
+        </w:rPr>
+      </w:pPr>
     </w:p>
     <w:p>
       <w:pPr>
@@ -29664,6 +29686,16 @@
         <w:ind w:firstLine="709"/>
         <w:jc w:val="both"/>
         <w:rPr>
+          <w:sz w:val="28"/>
+          <w:szCs w:val="28"/>
+        </w:rPr>
+      </w:pPr>
+    </w:p>
+    <w:p>
+      <w:pPr>
+        <w:ind w:firstLine="709"/>
+        <w:jc w:val="both"/>
+        <w:rPr>
           <w:b/>
           <w:bCs/>
           <w:sz w:val="28"/>
@@ -29838,7 +29870,15 @@
           <w:sz w:val="28"/>
           <w:szCs w:val="28"/>
         </w:rPr>
-        <w:t>Бұл операциялар деректердің құрылымын ретке келтіреді және аналитикалық есептеулердің дәлдігін арттырады. Мысалы, бос мәндердің болуы орташа мән немесе стандартты ауытқу сияқты статистикалық көрсеткіштердің қате есептелуіне алып келуі мүмкін. Сондықтан оларды өңдеу аналитикалық жүйелер үшін міндетті кезең болып табылады.</w:t>
+        <w:t xml:space="preserve">Бұл операциялар деректердің құрылымын ретке келтіреді және аналитикалық есептеулердің дәлдігін арттырады. Мысалы, бос мәндердің </w:t>
+      </w:r>
+      <w:r>
+        <w:rPr>
+          <w:sz w:val="28"/>
+          <w:szCs w:val="28"/>
+        </w:rPr>
+        <w:lastRenderedPageBreak/>
+        <w:t>болуы орташа мән немесе стандартты ауытқу сияқты статистикалық көрсеткіштердің қате есептелуіне алып келуі мүмкін. Сондықтан оларды өңдеу аналитикалық жүйелер үшін міндетті кезең болып табылады.</w:t>
       </w:r>
     </w:p>
     <w:p>
@@ -29855,9 +29895,18 @@
           <w:sz w:val="28"/>
           <w:szCs w:val="28"/>
         </w:rPr>
-        <w:lastRenderedPageBreak/>
         <w:t>Preprocessing модулі pandas кітапханасының dropna(), fillna(), astype(), drop_duplicates() әдістерін қолдану арқылы жүзеге асырылады. Бұл әдістер деректерді тиімді тазартуға және талдауға дайындауға мүмкіндік береді.</w:t>
       </w:r>
+    </w:p>
+    <w:p>
+      <w:pPr>
+        <w:ind w:firstLine="709"/>
+        <w:jc w:val="both"/>
+        <w:rPr>
+          <w:sz w:val="28"/>
+          <w:szCs w:val="28"/>
+        </w:rPr>
+      </w:pPr>
     </w:p>
     <w:p>
       <w:pPr>
@@ -30085,6 +30134,16 @@
         <w:ind w:firstLine="709"/>
         <w:jc w:val="both"/>
         <w:rPr>
+          <w:sz w:val="28"/>
+          <w:szCs w:val="28"/>
+        </w:rPr>
+      </w:pPr>
+    </w:p>
+    <w:p>
+      <w:pPr>
+        <w:ind w:firstLine="709"/>
+        <w:jc w:val="both"/>
+        <w:rPr>
           <w:b/>
           <w:bCs/>
           <w:sz w:val="28"/>
@@ -30245,19 +30304,30 @@
         <w:ind w:firstLine="709"/>
         <w:jc w:val="both"/>
         <w:rPr>
-          <w:b/>
-          <w:bCs/>
-          <w:sz w:val="28"/>
-          <w:szCs w:val="28"/>
-        </w:rPr>
-      </w:pPr>
-      <w:r>
-        <w:rPr>
-          <w:b/>
-          <w:bCs/>
-          <w:sz w:val="28"/>
-          <w:szCs w:val="28"/>
-        </w:rPr>
+          <w:sz w:val="28"/>
+          <w:szCs w:val="28"/>
+        </w:rPr>
+      </w:pPr>
+    </w:p>
+    <w:p>
+      <w:pPr>
+        <w:ind w:firstLine="709"/>
+        <w:jc w:val="both"/>
+        <w:rPr>
+          <w:b/>
+          <w:bCs/>
+          <w:sz w:val="28"/>
+          <w:szCs w:val="28"/>
+        </w:rPr>
+      </w:pPr>
+      <w:r>
+        <w:rPr>
+          <w:b/>
+          <w:bCs/>
+          <w:sz w:val="28"/>
+          <w:szCs w:val="28"/>
+        </w:rPr>
+        <w:lastRenderedPageBreak/>
         <w:t>2.7 Нәтижелерді экспорттау модулі (Export Module)</w:t>
       </w:r>
     </w:p>
@@ -30314,7 +30384,6 @@
           <w:sz w:val="28"/>
           <w:szCs w:val="28"/>
         </w:rPr>
-        <w:lastRenderedPageBreak/>
         <w:t>нәтижелерді кестелік форматта сақтау;</w:t>
       </w:r>
     </w:p>
@@ -30384,6 +30453,16 @@
         <w:ind w:firstLine="709"/>
         <w:jc w:val="both"/>
         <w:rPr>
+          <w:sz w:val="28"/>
+          <w:szCs w:val="28"/>
+        </w:rPr>
+      </w:pPr>
+    </w:p>
+    <w:p>
+      <w:pPr>
+        <w:ind w:firstLine="709"/>
+        <w:jc w:val="both"/>
+        <w:rPr>
           <w:b/>
           <w:bCs/>
           <w:sz w:val="28"/>
@@ -30544,6 +30623,16 @@
         <w:ind w:firstLine="709"/>
         <w:jc w:val="both"/>
         <w:rPr>
+          <w:sz w:val="28"/>
+          <w:szCs w:val="28"/>
+        </w:rPr>
+      </w:pPr>
+    </w:p>
+    <w:p>
+      <w:pPr>
+        <w:ind w:firstLine="709"/>
+        <w:jc w:val="both"/>
+        <w:rPr>
           <w:b/>
           <w:bCs/>
           <w:sz w:val="28"/>
@@ -30729,28 +30818,27 @@
     <w:p>
       <w:pPr>
         <w:ind w:firstLine="709"/>
-        <w:jc w:val="center"/>
-        <w:rPr>
-          <w:b/>
-          <w:bCs/>
-          <w:sz w:val="28"/>
-          <w:szCs w:val="28"/>
-        </w:rPr>
-      </w:pPr>
-      <w:r>
-        <w:rPr>
-          <w:b/>
-          <w:bCs/>
-          <w:sz w:val="28"/>
-          <w:szCs w:val="28"/>
-        </w:rPr>
+        <w:rPr>
+          <w:b/>
+          <w:bCs/>
+          <w:sz w:val="28"/>
+          <w:szCs w:val="28"/>
+        </w:rPr>
+      </w:pPr>
+      <w:r>
+        <w:rPr>
+          <w:b/>
+          <w:bCs/>
+          <w:sz w:val="28"/>
+          <w:szCs w:val="28"/>
+        </w:rPr>
+        <w:lastRenderedPageBreak/>
         <w:t>3-ТАРАУ. ДЕРЕКТЕРДІ ТАЛДАУ АҚПАРАТТЫҚ ЖҮЙЕСІН ӘЗІРЛЕУДІҢ ТЕХНОЛОГИЯЛЫҚ НЕГІЗДЕРІ</w:t>
       </w:r>
     </w:p>
     <w:p>
       <w:pPr>
         <w:ind w:firstLine="709"/>
-        <w:jc w:val="center"/>
         <w:rPr>
           <w:b/>
           <w:bCs/>
@@ -30782,15 +30870,7 @@
           <w:sz w:val="28"/>
           <w:szCs w:val="28"/>
         </w:rPr>
-        <w:t xml:space="preserve">Қазіргі уақытта деректерді талдау және өңдеу саласында ең кең таралған бағдарламалау тілдерінің бірі — Python тілі болып табылады. Python тілінің танымалдылығы оның қарапайым синтаксисімен, ашық кодты экожүйесімен және ғылыми есептеулерге арналған көптеген кітапханалардың болуымен түсіндіріледі. Python деректерді талдау, машиналық оқыту, статистикалық </w:t>
-      </w:r>
-      <w:r>
-        <w:rPr>
-          <w:sz w:val="28"/>
-          <w:szCs w:val="28"/>
-        </w:rPr>
-        <w:lastRenderedPageBreak/>
-        <w:t>есептеулер және визуализация сияқты бағыттарда тиімді қолданылатын әмбебап құрал ретінде қарастырылады.</w:t>
+        <w:t>Қазіргі уақытта деректерді талдау және өңдеу саласында ең кең таралған бағдарламалау тілдерінің бірі — Python тілі болып табылады. Python тілінің танымалдылығы оның қарапайым синтаксисімен, ашық кодты экожүйесімен және ғылыми есептеулерге арналған көптеген кітапханалардың болуымен түсіндіріледі. Python деректерді талдау, машиналық оқыту, статистикалық есептеулер және визуализация сияқты бағыттарда тиімді қолданылатын әмбебап құрал ретінде қарастырылады.</w:t>
       </w:r>
     </w:p>
     <w:p>
@@ -30847,7 +30927,16 @@
     <w:p>
       <w:pPr>
         <w:ind w:firstLine="709"/>
-        <w:jc w:val="center"/>
+        <w:jc w:val="both"/>
+        <w:rPr>
+          <w:sz w:val="28"/>
+          <w:szCs w:val="28"/>
+        </w:rPr>
+      </w:pPr>
+    </w:p>
+    <w:p>
+      <w:pPr>
+        <w:ind w:firstLine="709"/>
         <w:rPr>
           <w:b/>
           <w:bCs/>
@@ -31022,6 +31111,7 @@
           <w:sz w:val="28"/>
           <w:szCs w:val="28"/>
         </w:rPr>
+        <w:lastRenderedPageBreak/>
         <w:t>деректерді сүзу және индекстеу.</w:t>
       </w:r>
     </w:p>
@@ -31045,7 +31135,16 @@
     <w:p>
       <w:pPr>
         <w:ind w:firstLine="709"/>
-        <w:jc w:val="center"/>
+        <w:jc w:val="both"/>
+        <w:rPr>
+          <w:sz w:val="28"/>
+          <w:szCs w:val="28"/>
+        </w:rPr>
+      </w:pPr>
+    </w:p>
+    <w:p>
+      <w:pPr>
+        <w:ind w:firstLine="709"/>
         <w:rPr>
           <w:b/>
           <w:bCs/>
@@ -31077,15 +31176,7 @@
           <w:sz w:val="28"/>
           <w:szCs w:val="28"/>
         </w:rPr>
-        <w:t xml:space="preserve">NumPy — Python тіліндегі сандық есептеулерге арналған негізгі кітапхана болып табылады. Ол көпөлшемді массивтермен жұмыс істеуге және математикалық операцияларды жылдам орындауға мүмкіндік береді. NumPy </w:t>
-      </w:r>
-      <w:r>
-        <w:rPr>
-          <w:sz w:val="28"/>
-          <w:szCs w:val="28"/>
-        </w:rPr>
-        <w:lastRenderedPageBreak/>
-        <w:t>кітапханасы pandas кітапханасының ішкі негізі ретінде қарастырылады, себебі DataFrame құрылымы NumPy массивтеріне сүйеніп құрылған.</w:t>
+        <w:t>NumPy — Python тіліндегі сандық есептеулерге арналған негізгі кітапхана болып табылады. Ол көпөлшемді массивтермен жұмыс істеуге және математикалық операцияларды жылдам орындауға мүмкіндік береді. NumPy кітапханасы pandas кітапханасының ішкі негізі ретінде қарастырылады, себебі DataFrame құрылымы NumPy массивтеріне сүйеніп құрылған.</w:t>
       </w:r>
     </w:p>
     <w:p>
@@ -31230,7 +31321,16 @@
     <w:p>
       <w:pPr>
         <w:ind w:firstLine="709"/>
-        <w:jc w:val="center"/>
+        <w:jc w:val="both"/>
+        <w:rPr>
+          <w:sz w:val="28"/>
+          <w:szCs w:val="28"/>
+        </w:rPr>
+      </w:pPr>
+    </w:p>
+    <w:p>
+      <w:pPr>
+        <w:ind w:firstLine="709"/>
         <w:rPr>
           <w:b/>
           <w:bCs/>
@@ -31389,6 +31489,7 @@
           <w:sz w:val="28"/>
           <w:szCs w:val="28"/>
         </w:rPr>
+        <w:lastRenderedPageBreak/>
         <w:t>дөңгелек диаграммалар.</w:t>
       </w:r>
     </w:p>
@@ -31429,7 +31530,16 @@
     <w:p>
       <w:pPr>
         <w:ind w:firstLine="709"/>
-        <w:jc w:val="center"/>
+        <w:jc w:val="both"/>
+        <w:rPr>
+          <w:sz w:val="28"/>
+          <w:szCs w:val="28"/>
+        </w:rPr>
+      </w:pPr>
+    </w:p>
+    <w:p>
+      <w:pPr>
+        <w:ind w:firstLine="709"/>
         <w:rPr>
           <w:b/>
           <w:bCs/>
@@ -31461,7 +31571,6 @@
           <w:sz w:val="28"/>
           <w:szCs w:val="28"/>
         </w:rPr>
-        <w:lastRenderedPageBreak/>
         <w:t>Деректерді талдау ақпараттық жүйесінде Excel форматындағы файлдар негізгі деректер көзі ретінде қарастырылады. Excel файлдары кестелік деректерді сақтау үшін кеңінен қолданылады және көптеген ұйымдарда стандартты формат болып табылады. Сондықтан жүйеде Excel файлдарын оқу және нәтижелерді Excel форматына экспорттау функциялары қарастырылуы тиіс.</w:t>
       </w:r>
     </w:p>
@@ -31502,7 +31611,16 @@
     <w:p>
       <w:pPr>
         <w:ind w:firstLine="709"/>
-        <w:jc w:val="center"/>
+        <w:jc w:val="both"/>
+        <w:rPr>
+          <w:sz w:val="28"/>
+          <w:szCs w:val="28"/>
+        </w:rPr>
+      </w:pPr>
+    </w:p>
+    <w:p>
+      <w:pPr>
+        <w:ind w:firstLine="709"/>
         <w:rPr>
           <w:b/>
           <w:bCs/>
@@ -31672,6 +31790,145 @@
     <w:p>
       <w:pPr>
         <w:ind w:firstLine="709"/>
+        <w:jc w:val="both"/>
+        <w:rPr>
+          <w:sz w:val="28"/>
+          <w:szCs w:val="28"/>
+        </w:rPr>
+      </w:pPr>
+    </w:p>
+    <w:p>
+      <w:pPr>
+        <w:ind w:firstLine="709"/>
+        <w:rPr>
+          <w:b/>
+          <w:bCs/>
+          <w:sz w:val="28"/>
+          <w:szCs w:val="28"/>
+        </w:rPr>
+      </w:pPr>
+      <w:r>
+        <w:rPr>
+          <w:b/>
+          <w:bCs/>
+          <w:sz w:val="28"/>
+          <w:szCs w:val="28"/>
+        </w:rPr>
+        <w:t>3.7 Технологиялық стек таңдаудың негіздемесі</w:t>
+      </w:r>
+    </w:p>
+    <w:p>
+      <w:pPr>
+        <w:ind w:firstLine="709"/>
+        <w:jc w:val="both"/>
+        <w:rPr>
+          <w:sz w:val="28"/>
+          <w:szCs w:val="28"/>
+        </w:rPr>
+      </w:pPr>
+      <w:r>
+        <w:rPr>
+          <w:sz w:val="28"/>
+          <w:szCs w:val="28"/>
+        </w:rPr>
+        <w:t xml:space="preserve">Жүйені әзірлеу үшін таңдалған технологиялық стек (Python + pandas + NumPy + Matplotlib) ғылыми және практикалық тұрғыдан негізделген. Бұл </w:t>
+      </w:r>
+      <w:r>
+        <w:rPr>
+          <w:sz w:val="28"/>
+          <w:szCs w:val="28"/>
+        </w:rPr>
+        <w:lastRenderedPageBreak/>
+        <w:t>кітапханалар деректерді талдаудың толық циклін жүзеге асыруға мүмкіндік береді: деректерді жүктеу, өңдеу, талдау, визуализация және экспорттау.</w:t>
+      </w:r>
+    </w:p>
+    <w:p>
+      <w:pPr>
+        <w:ind w:firstLine="709"/>
+        <w:jc w:val="both"/>
+        <w:rPr>
+          <w:sz w:val="28"/>
+          <w:szCs w:val="28"/>
+        </w:rPr>
+      </w:pPr>
+      <w:r>
+        <w:rPr>
+          <w:sz w:val="28"/>
+          <w:szCs w:val="28"/>
+        </w:rPr>
+        <w:t>Python тілі — негізгі бағдарламалау ортасы;</w:t>
+      </w:r>
+    </w:p>
+    <w:p>
+      <w:pPr>
+        <w:ind w:firstLine="709"/>
+        <w:jc w:val="both"/>
+        <w:rPr>
+          <w:sz w:val="28"/>
+          <w:szCs w:val="28"/>
+        </w:rPr>
+      </w:pPr>
+      <w:r>
+        <w:rPr>
+          <w:sz w:val="28"/>
+          <w:szCs w:val="28"/>
+        </w:rPr>
+        <w:t>pandas — деректерді өңдеу және талдау құралы;</w:t>
+      </w:r>
+    </w:p>
+    <w:p>
+      <w:pPr>
+        <w:ind w:firstLine="709"/>
+        <w:jc w:val="both"/>
+        <w:rPr>
+          <w:sz w:val="28"/>
+          <w:szCs w:val="28"/>
+        </w:rPr>
+      </w:pPr>
+      <w:r>
+        <w:rPr>
+          <w:sz w:val="28"/>
+          <w:szCs w:val="28"/>
+        </w:rPr>
+        <w:t>NumPy — сандық есептеулерді жылдам орындау құралы;</w:t>
+      </w:r>
+    </w:p>
+    <w:p>
+      <w:pPr>
+        <w:ind w:firstLine="709"/>
+        <w:jc w:val="both"/>
+        <w:rPr>
+          <w:sz w:val="28"/>
+          <w:szCs w:val="28"/>
+        </w:rPr>
+      </w:pPr>
+      <w:r>
+        <w:rPr>
+          <w:sz w:val="28"/>
+          <w:szCs w:val="28"/>
+        </w:rPr>
+        <w:t>Matplotlib — графиктерді тұрғызу құралы.</w:t>
+      </w:r>
+    </w:p>
+    <w:p>
+      <w:pPr>
+        <w:ind w:firstLine="709"/>
+        <w:jc w:val="both"/>
+        <w:rPr>
+          <w:sz w:val="28"/>
+          <w:szCs w:val="28"/>
+        </w:rPr>
+      </w:pPr>
+      <w:r>
+        <w:rPr>
+          <w:sz w:val="28"/>
+          <w:szCs w:val="28"/>
+        </w:rPr>
+        <w:t>Осы технологиялардың үйлесімді қолданылуы деректерді талдау ақпараттық жүйесінің компонентін тиімді және функционалды түрде жүзеге асыруға мүмкіндік береді.</w:t>
+      </w:r>
+    </w:p>
+    <w:p>
+      <w:pPr>
         <w:jc w:val="center"/>
         <w:rPr>
           <w:b/>
@@ -31680,117 +31937,116 @@
           <w:szCs w:val="28"/>
         </w:rPr>
       </w:pPr>
-      <w:r>
-        <w:rPr>
-          <w:b/>
-          <w:bCs/>
-          <w:sz w:val="28"/>
-          <w:szCs w:val="28"/>
-        </w:rPr>
-        <w:t>3.7 Технологиялық стек таңдаудың негіздемесі</w:t>
-      </w:r>
-    </w:p>
-    <w:p>
-      <w:pPr>
-        <w:ind w:firstLine="709"/>
-        <w:jc w:val="both"/>
-        <w:rPr>
-          <w:sz w:val="28"/>
-          <w:szCs w:val="28"/>
-        </w:rPr>
-      </w:pPr>
-      <w:r>
-        <w:rPr>
-          <w:sz w:val="28"/>
-          <w:szCs w:val="28"/>
-        </w:rPr>
-        <w:t>Жүйені әзірлеу үшін таңдалған технологиялық стек (Python + pandas + NumPy + Matplotlib) ғылыми және практикалық тұрғыдан негізделген. Бұл кітапханалар деректерді талдаудың толық циклін жүзеге асыруға мүмкіндік береді: деректерді жүктеу, өңдеу, талдау, визуализация және экспорттау.</w:t>
-      </w:r>
-    </w:p>
-    <w:p>
-      <w:pPr>
-        <w:ind w:firstLine="709"/>
-        <w:jc w:val="both"/>
-        <w:rPr>
-          <w:sz w:val="28"/>
-          <w:szCs w:val="28"/>
-        </w:rPr>
-      </w:pPr>
-      <w:r>
-        <w:rPr>
-          <w:sz w:val="28"/>
-          <w:szCs w:val="28"/>
-        </w:rPr>
-        <w:t>Python тілі — негізгі бағдарламалау ортасы;</w:t>
-      </w:r>
-    </w:p>
-    <w:p>
-      <w:pPr>
-        <w:ind w:firstLine="709"/>
-        <w:jc w:val="both"/>
-        <w:rPr>
-          <w:sz w:val="28"/>
-          <w:szCs w:val="28"/>
-        </w:rPr>
-      </w:pPr>
-      <w:r>
-        <w:rPr>
-          <w:sz w:val="28"/>
-          <w:szCs w:val="28"/>
-        </w:rPr>
-        <w:t>pandas — деректерді өңдеу және талдау құралы;</w:t>
-      </w:r>
-    </w:p>
-    <w:p>
-      <w:pPr>
-        <w:ind w:firstLine="709"/>
-        <w:jc w:val="both"/>
-        <w:rPr>
-          <w:sz w:val="28"/>
-          <w:szCs w:val="28"/>
-        </w:rPr>
-      </w:pPr>
-      <w:r>
-        <w:rPr>
-          <w:sz w:val="28"/>
-          <w:szCs w:val="28"/>
-        </w:rPr>
-        <w:t>NumPy — сандық есептеулерді жылдам орындау құралы;</w:t>
-      </w:r>
-    </w:p>
-    <w:p>
-      <w:pPr>
-        <w:ind w:firstLine="709"/>
-        <w:jc w:val="both"/>
-        <w:rPr>
-          <w:sz w:val="28"/>
-          <w:szCs w:val="28"/>
-        </w:rPr>
-      </w:pPr>
-      <w:r>
-        <w:rPr>
-          <w:sz w:val="28"/>
-          <w:szCs w:val="28"/>
-        </w:rPr>
-        <w:t>Matplotlib — графиктерді тұрғызу құралы.</w:t>
-      </w:r>
-    </w:p>
-    <w:p>
-      <w:pPr>
-        <w:ind w:firstLine="709"/>
-        <w:jc w:val="both"/>
-        <w:rPr>
-          <w:sz w:val="28"/>
-          <w:szCs w:val="28"/>
-        </w:rPr>
-      </w:pPr>
-      <w:r>
-        <w:rPr>
-          <w:sz w:val="28"/>
-          <w:szCs w:val="28"/>
-        </w:rPr>
-        <w:t>Осы технологиялардың үйлесімді қолданылуы деректерді талдау ақпараттық жүйесінің компонентін тиімді және функционалды түрде жүзеге асыруға мүмкіндік береді.</w:t>
-      </w:r>
+    </w:p>
+    <w:p>
+      <w:pPr>
+        <w:rPr>
+          <w:b/>
+          <w:bCs/>
+          <w:sz w:val="28"/>
+          <w:szCs w:val="28"/>
+        </w:rPr>
+      </w:pPr>
+    </w:p>
+    <w:p>
+      <w:pPr>
+        <w:rPr>
+          <w:b/>
+          <w:bCs/>
+          <w:sz w:val="28"/>
+          <w:szCs w:val="28"/>
+        </w:rPr>
+      </w:pPr>
+    </w:p>
+    <w:p>
+      <w:pPr>
+        <w:rPr>
+          <w:b/>
+          <w:bCs/>
+          <w:sz w:val="28"/>
+          <w:szCs w:val="28"/>
+        </w:rPr>
+      </w:pPr>
+    </w:p>
+    <w:p>
+      <w:pPr>
+        <w:rPr>
+          <w:b/>
+          <w:bCs/>
+          <w:sz w:val="28"/>
+          <w:szCs w:val="28"/>
+        </w:rPr>
+      </w:pPr>
+    </w:p>
+    <w:p>
+      <w:pPr>
+        <w:rPr>
+          <w:b/>
+          <w:bCs/>
+          <w:sz w:val="28"/>
+          <w:szCs w:val="28"/>
+        </w:rPr>
+      </w:pPr>
+    </w:p>
+    <w:p>
+      <w:pPr>
+        <w:rPr>
+          <w:b/>
+          <w:bCs/>
+          <w:sz w:val="28"/>
+          <w:szCs w:val="28"/>
+        </w:rPr>
+      </w:pPr>
+    </w:p>
+    <w:p>
+      <w:pPr>
+        <w:rPr>
+          <w:b/>
+          <w:bCs/>
+          <w:sz w:val="28"/>
+          <w:szCs w:val="28"/>
+        </w:rPr>
+      </w:pPr>
+    </w:p>
+    <w:p>
+      <w:pPr>
+        <w:rPr>
+          <w:b/>
+          <w:bCs/>
+          <w:sz w:val="28"/>
+          <w:szCs w:val="28"/>
+        </w:rPr>
+      </w:pPr>
+    </w:p>
+    <w:p>
+      <w:pPr>
+        <w:rPr>
+          <w:b/>
+          <w:bCs/>
+          <w:sz w:val="28"/>
+          <w:szCs w:val="28"/>
+        </w:rPr>
+      </w:pPr>
+    </w:p>
+    <w:p>
+      <w:pPr>
+        <w:rPr>
+          <w:b/>
+          <w:bCs/>
+          <w:sz w:val="28"/>
+          <w:szCs w:val="28"/>
+        </w:rPr>
+      </w:pPr>
+    </w:p>
+    <w:p>
+      <w:pPr>
+        <w:rPr>
+          <w:b/>
+          <w:bCs/>
+          <w:sz w:val="28"/>
+          <w:szCs w:val="28"/>
+        </w:rPr>
+      </w:pPr>
     </w:p>
     <w:p>
       <w:pPr>
@@ -31805,116 +32061,6 @@
     </w:p>
     <w:p>
       <w:pPr>
-        <w:rPr>
-          <w:b/>
-          <w:bCs/>
-          <w:sz w:val="28"/>
-          <w:szCs w:val="28"/>
-        </w:rPr>
-      </w:pPr>
-    </w:p>
-    <w:p>
-      <w:pPr>
-        <w:rPr>
-          <w:b/>
-          <w:bCs/>
-          <w:sz w:val="28"/>
-          <w:szCs w:val="28"/>
-        </w:rPr>
-      </w:pPr>
-    </w:p>
-    <w:p>
-      <w:pPr>
-        <w:rPr>
-          <w:b/>
-          <w:bCs/>
-          <w:sz w:val="28"/>
-          <w:szCs w:val="28"/>
-        </w:rPr>
-      </w:pPr>
-    </w:p>
-    <w:p>
-      <w:pPr>
-        <w:rPr>
-          <w:b/>
-          <w:bCs/>
-          <w:sz w:val="28"/>
-          <w:szCs w:val="28"/>
-        </w:rPr>
-      </w:pPr>
-    </w:p>
-    <w:p>
-      <w:pPr>
-        <w:rPr>
-          <w:b/>
-          <w:bCs/>
-          <w:sz w:val="28"/>
-          <w:szCs w:val="28"/>
-        </w:rPr>
-      </w:pPr>
-    </w:p>
-    <w:p>
-      <w:pPr>
-        <w:rPr>
-          <w:b/>
-          <w:bCs/>
-          <w:sz w:val="28"/>
-          <w:szCs w:val="28"/>
-        </w:rPr>
-      </w:pPr>
-    </w:p>
-    <w:p>
-      <w:pPr>
-        <w:rPr>
-          <w:b/>
-          <w:bCs/>
-          <w:sz w:val="28"/>
-          <w:szCs w:val="28"/>
-        </w:rPr>
-      </w:pPr>
-    </w:p>
-    <w:p>
-      <w:pPr>
-        <w:rPr>
-          <w:b/>
-          <w:bCs/>
-          <w:sz w:val="28"/>
-          <w:szCs w:val="28"/>
-        </w:rPr>
-      </w:pPr>
-    </w:p>
-    <w:p>
-      <w:pPr>
-        <w:rPr>
-          <w:b/>
-          <w:bCs/>
-          <w:sz w:val="28"/>
-          <w:szCs w:val="28"/>
-        </w:rPr>
-      </w:pPr>
-    </w:p>
-    <w:p>
-      <w:pPr>
-        <w:rPr>
-          <w:b/>
-          <w:bCs/>
-          <w:sz w:val="28"/>
-          <w:szCs w:val="28"/>
-        </w:rPr>
-      </w:pPr>
-    </w:p>
-    <w:p>
-      <w:pPr>
-        <w:rPr>
-          <w:b/>
-          <w:bCs/>
-          <w:sz w:val="28"/>
-          <w:szCs w:val="28"/>
-        </w:rPr>
-      </w:pPr>
-    </w:p>
-    <w:p>
-      <w:pPr>
         <w:jc w:val="center"/>
         <w:rPr>
           <w:b/>
@@ -31967,13 +32113,223 @@
           <w:szCs w:val="28"/>
         </w:rPr>
       </w:pPr>
-      <w:r>
-        <w:rPr>
-          <w:b/>
-          <w:bCs/>
-          <w:sz w:val="28"/>
-          <w:szCs w:val="28"/>
-        </w:rPr>
+    </w:p>
+    <w:p>
+      <w:pPr>
+        <w:jc w:val="center"/>
+        <w:rPr>
+          <w:b/>
+          <w:bCs/>
+          <w:sz w:val="28"/>
+          <w:szCs w:val="28"/>
+        </w:rPr>
+      </w:pPr>
+    </w:p>
+    <w:p>
+      <w:pPr>
+        <w:jc w:val="center"/>
+        <w:rPr>
+          <w:b/>
+          <w:bCs/>
+          <w:sz w:val="28"/>
+          <w:szCs w:val="28"/>
+        </w:rPr>
+      </w:pPr>
+    </w:p>
+    <w:p>
+      <w:pPr>
+        <w:jc w:val="center"/>
+        <w:rPr>
+          <w:b/>
+          <w:bCs/>
+          <w:sz w:val="28"/>
+          <w:szCs w:val="28"/>
+        </w:rPr>
+      </w:pPr>
+    </w:p>
+    <w:p>
+      <w:pPr>
+        <w:jc w:val="center"/>
+        <w:rPr>
+          <w:b/>
+          <w:bCs/>
+          <w:sz w:val="28"/>
+          <w:szCs w:val="28"/>
+        </w:rPr>
+      </w:pPr>
+    </w:p>
+    <w:p>
+      <w:pPr>
+        <w:jc w:val="center"/>
+        <w:rPr>
+          <w:b/>
+          <w:bCs/>
+          <w:sz w:val="28"/>
+          <w:szCs w:val="28"/>
+        </w:rPr>
+      </w:pPr>
+    </w:p>
+    <w:p>
+      <w:pPr>
+        <w:jc w:val="center"/>
+        <w:rPr>
+          <w:b/>
+          <w:bCs/>
+          <w:sz w:val="28"/>
+          <w:szCs w:val="28"/>
+        </w:rPr>
+      </w:pPr>
+    </w:p>
+    <w:p>
+      <w:pPr>
+        <w:jc w:val="center"/>
+        <w:rPr>
+          <w:b/>
+          <w:bCs/>
+          <w:sz w:val="28"/>
+          <w:szCs w:val="28"/>
+        </w:rPr>
+      </w:pPr>
+    </w:p>
+    <w:p>
+      <w:pPr>
+        <w:jc w:val="center"/>
+        <w:rPr>
+          <w:b/>
+          <w:bCs/>
+          <w:sz w:val="28"/>
+          <w:szCs w:val="28"/>
+        </w:rPr>
+      </w:pPr>
+    </w:p>
+    <w:p>
+      <w:pPr>
+        <w:jc w:val="center"/>
+        <w:rPr>
+          <w:b/>
+          <w:bCs/>
+          <w:sz w:val="28"/>
+          <w:szCs w:val="28"/>
+        </w:rPr>
+      </w:pPr>
+    </w:p>
+    <w:p>
+      <w:pPr>
+        <w:jc w:val="center"/>
+        <w:rPr>
+          <w:b/>
+          <w:bCs/>
+          <w:sz w:val="28"/>
+          <w:szCs w:val="28"/>
+        </w:rPr>
+      </w:pPr>
+    </w:p>
+    <w:p>
+      <w:pPr>
+        <w:jc w:val="center"/>
+        <w:rPr>
+          <w:b/>
+          <w:bCs/>
+          <w:sz w:val="28"/>
+          <w:szCs w:val="28"/>
+        </w:rPr>
+      </w:pPr>
+    </w:p>
+    <w:p>
+      <w:pPr>
+        <w:jc w:val="center"/>
+        <w:rPr>
+          <w:b/>
+          <w:bCs/>
+          <w:sz w:val="28"/>
+          <w:szCs w:val="28"/>
+        </w:rPr>
+      </w:pPr>
+    </w:p>
+    <w:p>
+      <w:pPr>
+        <w:jc w:val="center"/>
+        <w:rPr>
+          <w:b/>
+          <w:bCs/>
+          <w:sz w:val="28"/>
+          <w:szCs w:val="28"/>
+        </w:rPr>
+      </w:pPr>
+    </w:p>
+    <w:p>
+      <w:pPr>
+        <w:jc w:val="center"/>
+        <w:rPr>
+          <w:b/>
+          <w:bCs/>
+          <w:sz w:val="28"/>
+          <w:szCs w:val="28"/>
+        </w:rPr>
+      </w:pPr>
+    </w:p>
+    <w:p>
+      <w:pPr>
+        <w:jc w:val="center"/>
+        <w:rPr>
+          <w:b/>
+          <w:bCs/>
+          <w:sz w:val="28"/>
+          <w:szCs w:val="28"/>
+        </w:rPr>
+      </w:pPr>
+    </w:p>
+    <w:p>
+      <w:pPr>
+        <w:jc w:val="center"/>
+        <w:rPr>
+          <w:b/>
+          <w:bCs/>
+          <w:sz w:val="28"/>
+          <w:szCs w:val="28"/>
+        </w:rPr>
+      </w:pPr>
+    </w:p>
+    <w:p>
+      <w:pPr>
+        <w:jc w:val="center"/>
+        <w:rPr>
+          <w:b/>
+          <w:bCs/>
+          <w:sz w:val="28"/>
+          <w:szCs w:val="28"/>
+        </w:rPr>
+      </w:pPr>
+    </w:p>
+    <w:p>
+      <w:pPr>
+        <w:jc w:val="center"/>
+        <w:rPr>
+          <w:b/>
+          <w:bCs/>
+          <w:sz w:val="28"/>
+          <w:szCs w:val="28"/>
+        </w:rPr>
+      </w:pPr>
+    </w:p>
+    <w:p>
+      <w:pPr>
+        <w:jc w:val="center"/>
+        <w:rPr>
+          <w:b/>
+          <w:bCs/>
+          <w:sz w:val="28"/>
+          <w:szCs w:val="28"/>
+        </w:rPr>
+      </w:pPr>
+      <w:r>
+        <w:rPr>
+          <w:b/>
+          <w:bCs/>
+          <w:sz w:val="28"/>
+          <w:szCs w:val="28"/>
+        </w:rPr>
+        <w:lastRenderedPageBreak/>
         <w:t>ПАЙДАЛАНЫЛҒАН ӘДЕБИЕТТЕР ТІЗІМІ</w:t>
       </w:r>
     </w:p>
@@ -38064,7 +38420,12 @@
 </file>
 
 <file path=customXml/item1.xml><?xml version="1.0" encoding="utf-8"?>
-<b:Sources xmlns:b="http://schemas.openxmlformats.org/officeDocument/2006/bibliography" xmlns="http://schemas.openxmlformats.org/officeDocument/2006/bibliography" SelectedStyle="\APASixthEditionOfficeOnline.xsl" StyleName="APA" Version="6"/>
+<?mso-contentType ?>
+<FormTemplates xmlns="http://schemas.microsoft.com/sharepoint/v3/contenttype/forms">
+  <Display>DocumentLibraryForm</Display>
+  <Edit>DocumentLibraryForm</Edit>
+  <New>DocumentLibraryForm</New>
+</FormTemplates>
 </file>
 
 <file path=customXml/item2.xml><?xml version="1.0" encoding="utf-8"?>
@@ -38327,18 +38688,13 @@
 </file>
 
 <file path=customXml/item3.xml><?xml version="1.0" encoding="utf-8"?>
-<?mso-contentType ?>
-<FormTemplates xmlns="http://schemas.microsoft.com/sharepoint/v3/contenttype/forms">
-  <Display>DocumentLibraryForm</Display>
-  <Edit>DocumentLibraryForm</Edit>
-  <New>DocumentLibraryForm</New>
-</FormTemplates>
+<b:Sources xmlns:b="http://schemas.openxmlformats.org/officeDocument/2006/bibliography" xmlns="http://schemas.openxmlformats.org/officeDocument/2006/bibliography" SelectedStyle="\APASixthEditionOfficeOnline.xsl" StyleName="APA" Version="6"/>
 </file>
 
 <file path=customXml/itemProps1.xml><?xml version="1.0" encoding="utf-8"?>
-<ds:datastoreItem xmlns:ds="http://schemas.openxmlformats.org/officeDocument/2006/customXml" ds:itemID="{60B5B2CB-9E05-4735-8C9B-A37B155C147A}">
+<ds:datastoreItem xmlns:ds="http://schemas.openxmlformats.org/officeDocument/2006/customXml" ds:itemID="{5D90C58F-955D-46C2-A0CA-35D7105D28F8}">
   <ds:schemaRefs>
-    <ds:schemaRef ds:uri="http://schemas.openxmlformats.org/officeDocument/2006/bibliography"/>
+    <ds:schemaRef ds:uri="http://schemas.microsoft.com/sharepoint/v3/contenttype/forms"/>
   </ds:schemaRefs>
 </ds:datastoreItem>
 </file>
@@ -38363,9 +38719,9 @@
 </file>
 
 <file path=customXml/itemProps3.xml><?xml version="1.0" encoding="utf-8"?>
-<ds:datastoreItem xmlns:ds="http://schemas.openxmlformats.org/officeDocument/2006/customXml" ds:itemID="{5D90C58F-955D-46C2-A0CA-35D7105D28F8}">
+<ds:datastoreItem xmlns:ds="http://schemas.openxmlformats.org/officeDocument/2006/customXml" ds:itemID="{60B5B2CB-9E05-4735-8C9B-A37B155C147A}">
   <ds:schemaRefs>
-    <ds:schemaRef ds:uri="http://schemas.microsoft.com/sharepoint/v3/contenttype/forms"/>
+    <ds:schemaRef ds:uri="http://schemas.openxmlformats.org/officeDocument/2006/bibliography"/>
   </ds:schemaRefs>
 </ds:datastoreItem>
 </file>